--- a/nxt-school-launch/NXT_Weekly_Creative_Plan.docx
+++ b/nxt-school-launch/NXT_Weekly_Creative_Plan.docx
@@ -2720,7 +2720,7 @@
                 <w:sz w:val="13"/>
                 <w:szCs w:val="13"/>
               </w:rPr>
-              <w:t xml:space="preserve">• Mladen: confirm Open Day date + the Šmiranti shoot date.</w:t>
+              <w:t xml:space="preserve">• Mladen: confirm the Šmiranti shoot date (Open Day = Mon 26 Oct, 18–20 h, per site).</w:t>
             </w:r>
           </w:p>
         </w:tc>
@@ -4754,7 +4754,7 @@
                 <w:sz w:val="13"/>
                 <w:szCs w:val="13"/>
               </w:rPr>
-              <w:t xml:space="preserve">   ad set 2.1 · ~1,900 RSD/day · 12 → 23 Oct</w:t>
+              <w:t xml:space="preserve">   ad set 2.1 · ~1,550 RSD/day · 12 → 26 Oct</w:t>
             </w:r>
           </w:p>
         </w:tc>
@@ -6203,7 +6203,7 @@
                 <w:sz w:val="13"/>
                 <w:szCs w:val="13"/>
               </w:rPr>
-              <w:t xml:space="preserve">Live Tue 13 Oct → ends 23 Oct.</w:t>
+              <w:t xml:space="preserve">Live Tue 13 Oct → ends Mon 26 Oct, 17 h.</w:t>
             </w:r>
           </w:p>
         </w:tc>
@@ -7003,7 +7003,7 @@
           <w:sz w:val="15"/>
           <w:szCs w:val="15"/>
         </w:rPr>
-        <w:t xml:space="preserve">, push the Open Day (Sat 24 Oct). Max 7 ads live in prospecting.</w:t>
+        <w:t xml:space="preserve">, push the Open Day (Mon 26 Oct, 18–20 h). Max 7 ads live in prospecting.</w:t>
       </w:r>
     </w:p>
     <w:tbl>
@@ -7744,7 +7744,7 @@
                 <w:sz w:val="13"/>
                 <w:szCs w:val="13"/>
               </w:rPr>
-              <w:t xml:space="preserve"> "6 veština"</w:t>
+              <w:t xml:space="preserve"> "6 oblasti"</w:t>
             </w:r>
           </w:p>
           <w:p>
@@ -8515,7 +8515,7 @@
                 <w:sz w:val="13"/>
                 <w:szCs w:val="13"/>
               </w:rPr>
-              <w:t xml:space="preserve">   ad set 2.1 · ends Fri 23 Oct · Open Day Sat 24 Oct</w:t>
+              <w:t xml:space="preserve">   ad set 2.1 · runs to Mon 26 Oct, 17 h · Open Day 18–20 h</w:t>
             </w:r>
           </w:p>
         </w:tc>
@@ -8888,7 +8888,7 @@
                 <w:sz w:val="13"/>
                 <w:szCs w:val="13"/>
               </w:rPr>
-              <w:t xml:space="preserve">Until 23 Oct.</w:t>
+              <w:t xml:space="preserve">Until Mon 26 Oct, 17 h.</w:t>
             </w:r>
           </w:p>
         </w:tc>
@@ -9004,7 +9004,7 @@
                 <w:sz w:val="12"/>
                 <w:szCs w:val="12"/>
               </w:rPr>
-              <w:t xml:space="preserve">"Još 5 dana" 19–21 · "Ove subote!" 22–23</w:t>
+              <w:t xml:space="preserve">"Još 5 dana" 21–23 · "U ponedeljak!" 24–26</w:t>
             </w:r>
           </w:p>
         </w:tc>
@@ -9109,7 +9109,7 @@
                 <w:sz w:val="13"/>
                 <w:szCs w:val="13"/>
               </w:rPr>
-              <w:t xml:space="preserve">Live 19 Oct next to O1.</w:t>
+              <w:t xml:space="preserve">Live 21 Oct next to O1.</w:t>
             </w:r>
           </w:p>
         </w:tc>
@@ -9316,7 +9316,7 @@
                 <w:sz w:val="13"/>
                 <w:szCs w:val="13"/>
               </w:rPr>
-              <w:t xml:space="preserve">Until 23 Oct.</w:t>
+              <w:t xml:space="preserve">Until Mon 26 Oct, 17 h.</w:t>
             </w:r>
           </w:p>
         </w:tc>
@@ -10048,7 +10048,7 @@
               <w:bottom w:val="single" w:color="D9E1EC" w:sz="4"/>
               <w:right w:val="single" w:color="D9E1EC" w:sz="4"/>
             </w:tcBorders>
-            <w:shd w:fill="E5487A" w:color="auto" w:val="clear"/>
+            <w:shd w:fill="E2E8F0" w:color="auto" w:val="clear"/>
             <w:tcMar>
               <w:top w:type="dxa" w:w="30"/>
               <w:left w:type="dxa" w:w="60"/>
@@ -10067,11 +10067,11 @@
                 <w:rFonts w:ascii="Arial" w:cs="Arial" w:eastAsia="Arial" w:hAnsi="Arial"/>
                 <w:b/>
                 <w:bCs/>
-                <w:color w:val="FFFFFF"/>
-                <w:sz w:val="12"/>
-                <w:szCs w:val="12"/>
-              </w:rPr>
-              <w:t xml:space="preserve">PAUSE / ENDS</w:t>
+                <w:color w:val="0F172A"/>
+                <w:sz w:val="12"/>
+                <w:szCs w:val="12"/>
+              </w:rPr>
+              <w:t xml:space="preserve">KEEP</w:t>
             </w:r>
           </w:p>
         </w:tc>
@@ -10140,7 +10140,7 @@
                 <w:sz w:val="13"/>
                 <w:szCs w:val="13"/>
               </w:rPr>
-              <w:t xml:space="preserve">Ends Fri 23 Oct.</w:t>
+              <w:t xml:space="preserve">Until Mon 26 Oct, 17 h.</w:t>
             </w:r>
           </w:p>
         </w:tc>
@@ -10316,7 +10316,7 @@
                 <w:sz w:val="13"/>
                 <w:szCs w:val="13"/>
               </w:rPr>
-              <w:t xml:space="preserve">• Ops: Open Day reminders 48 h before + on the day.</w:t>
+              <w:t xml:space="preserve">• Ops: Open Day reminders Sat 24 Oct (48 h before) + Mon 26 morning.</w:t>
             </w:r>
           </w:p>
         </w:tc>
@@ -12315,7 +12315,7 @@
                 <w:sz w:val="14"/>
                 <w:szCs w:val="14"/>
               </w:rPr>
-              <w:t xml:space="preserve">Campaign finished (Open Day was Sat 24 Oct)</w:t>
+              <w:t xml:space="preserve">Last day Mon 26 Oct — stops 17 h, Open Day 18–20 h</w:t>
             </w:r>
           </w:p>
         </w:tc>
@@ -12420,7 +12420,7 @@
                 <w:sz w:val="13"/>
                 <w:szCs w:val="13"/>
               </w:rPr>
-              <w:t xml:space="preserve">Registrants who didn’t enrol move into retargeting.</w:t>
+              <w:t xml:space="preserve">From Tue 27 Oct: registrants who didn’t enrol move into retargeting.</w:t>
             </w:r>
           </w:p>
         </w:tc>
@@ -12861,7 +12861,7 @@
                 <w:sz w:val="13"/>
                 <w:szCs w:val="13"/>
               </w:rPr>
-              <w:t xml:space="preserve">From Mon 26 Oct.</w:t>
+              <w:t xml:space="preserve">From Tue 27 Oct (after the Open Day).</w:t>
             </w:r>
           </w:p>
         </w:tc>
@@ -13068,7 +13068,7 @@
                 <w:sz w:val="13"/>
                 <w:szCs w:val="13"/>
               </w:rPr>
-              <w:t xml:space="preserve">Real Open Day photos — signed consent only.</w:t>
+              <w:t xml:space="preserve">Real photos from Mon 26 Oct — signed consent only.</w:t>
             </w:r>
           </w:p>
         </w:tc>

--- a/nxt-school-launch/NXT_Weekly_Creative_Plan.docx
+++ b/nxt-school-launch/NXT_Weekly_Creative_Plan.docx
@@ -1104,7 +1104,7 @@
                 <w:sz w:val="12"/>
                 <w:szCs w:val="12"/>
               </w:rPr>
-              <w:t xml:space="preserve">Angle 3 · "Engleski je ovde jezik rada"</w:t>
+              <w:t xml:space="preserve">Angle 3 · "Engleski bez straha."</w:t>
             </w:r>
           </w:p>
         </w:tc>

--- a/nxt-school-launch/NXT_Weekly_Creative_Plan.docx
+++ b/nxt-school-launch/NXT_Weekly_Creative_Plan.docx
@@ -5243,7 +5243,7 @@
                 <w:sz w:val="14"/>
                 <w:szCs w:val="14"/>
               </w:rPr>
-              <w:t xml:space="preserve">O2 · winning P-ad + Open Day band</w:t>
+              <w:t xml:space="preserve">O2 · Open Day + winning P-ad hook</w:t>
             </w:r>
           </w:p>
         </w:tc>
@@ -5348,7 +5348,7 @@
                 <w:sz w:val="13"/>
                 <w:szCs w:val="13"/>
               </w:rPr>
-              <w:t xml:space="preserve">Live Tue 13 Oct — use whichever P-ad leads after the first read.</w:t>
+              <w:t xml:space="preserve">Live Tue 13 Oct — Open Day kicker + date on top; hook from whichever P-ad leads.</w:t>
             </w:r>
           </w:p>
         </w:tc>
@@ -6558,7 +6558,7 @@
                 <w:sz w:val="13"/>
                 <w:szCs w:val="13"/>
               </w:rPr>
-              <w:t xml:space="preserve">• Nikola: O2 recut by Tue 13 Oct · 2–3 variants of the winning angle by Wed 14 Oct · O3 countdown by Fri 16 Oct.</w:t>
+              <w:t xml:space="preserve">• Nikola: O2 (Open Day + winner’s hook) by Tue 13 Oct · 2–3 variants of the winning angle by Wed 14 Oct · O3 countdown by Fri 16 Oct.</w:t>
             </w:r>
           </w:p>
           <w:p>
@@ -9211,7 +9211,7 @@
                 <w:sz w:val="14"/>
                 <w:szCs w:val="14"/>
               </w:rPr>
-              <w:t xml:space="preserve">O2 · winning P-ad + band</w:t>
+              <w:t xml:space="preserve">O2 · Open Day + winner’s hook</w:t>
             </w:r>
           </w:p>
         </w:tc>

--- a/nxt-school-launch/NXT_Weekly_Creative_Plan.docx
+++ b/nxt-school-launch/NXT_Weekly_Creative_Plan.docx
@@ -5243,7 +5243,7 @@
                 <w:sz w:val="14"/>
                 <w:szCs w:val="14"/>
               </w:rPr>
-              <w:t xml:space="preserve">O2 · Open Day + winning P-ad hook</w:t>
+              <w:t xml:space="preserve">O2 · winning P-ad + Open Day framing</w:t>
             </w:r>
           </w:p>
         </w:tc>
@@ -5348,7 +5348,7 @@
                 <w:sz w:val="13"/>
                 <w:szCs w:val="13"/>
               </w:rPr>
-              <w:t xml:space="preserve">Live Tue 13 Oct — Open Day kicker + date on top; hook from whichever P-ad leads.</w:t>
+              <w:t xml:space="preserve">Live Tue 13 Oct — whichever P-ad leads, intact, + Open Day kicker and date band.</w:t>
             </w:r>
           </w:p>
         </w:tc>
@@ -6558,7 +6558,7 @@
                 <w:sz w:val="13"/>
                 <w:szCs w:val="13"/>
               </w:rPr>
-              <w:t xml:space="preserve">• Nikola: O2 (Open Day + winner’s hook) by Tue 13 Oct · 2–3 variants of the winning angle by Wed 14 Oct · O3 countdown by Fri 16 Oct.</w:t>
+              <w:t xml:space="preserve">• Nikola: O2 (winner + Open Day framing) by Tue 13 Oct · 2–3 variants of the winning angle by Wed 14 Oct · O3 countdown by Fri 16 Oct.</w:t>
             </w:r>
           </w:p>
           <w:p>
@@ -9211,7 +9211,7 @@
                 <w:sz w:val="14"/>
                 <w:szCs w:val="14"/>
               </w:rPr>
-              <w:t xml:space="preserve">O2 · Open Day + winner’s hook</w:t>
+              <w:t xml:space="preserve">O2 · winner + Open Day framing</w:t>
             </w:r>
           </w:p>
         </w:tc>
